--- a/lr8.docx
+++ b/lr8.docx
@@ -712,10 +712,7 @@
         <w:t xml:space="preserve">. </w:t>
       </w:r>
       <w:r>
-        <w:t xml:space="preserve">Таблица с отчетом </w:t>
-      </w:r>
-      <w:r>
-        <w:t xml:space="preserve">содержит </w:t>
+        <w:t xml:space="preserve">Таблица с отчетом содержит </w:t>
       </w:r>
       <w:r>
         <w:rPr>
@@ -801,6 +798,7 @@
       </w:pPr>
       <w:r>
         <w:rPr>
+          <w:noProof/>
           <w:lang w:eastAsia="ru-RU"/>
         </w:rPr>
         <w:drawing>
@@ -894,6 +892,9 @@
         <w:jc w:val="center"/>
       </w:pPr>
       <w:r>
+        <w:rPr>
+          <w:noProof/>
+        </w:rPr>
         <w:drawing>
           <wp:inline distT="0" distB="0" distL="0" distR="0" wp14:anchorId="0994F906" wp14:editId="7D37592B">
             <wp:extent cx="5250312" cy="1065777"/>
@@ -963,6 +964,9 @@
         <w:jc w:val="center"/>
       </w:pPr>
       <w:r>
+        <w:rPr>
+          <w:noProof/>
+        </w:rPr>
         <w:drawing>
           <wp:inline distT="0" distB="0" distL="0" distR="0" wp14:anchorId="7D1CACA8" wp14:editId="441483A7">
             <wp:extent cx="5345202" cy="1486715"/>
@@ -1085,6 +1089,7 @@
       </w:pPr>
       <w:r>
         <w:rPr>
+          <w:noProof/>
           <w:lang w:val="en-US"/>
         </w:rPr>
         <w:drawing>
@@ -1159,6 +1164,7 @@
       </w:pPr>
       <w:r>
         <w:rPr>
+          <w:noProof/>
           <w:lang w:val="en-US"/>
         </w:rPr>
         <w:lastRenderedPageBreak/>
@@ -1237,6 +1243,7 @@
       </w:pPr>
       <w:r>
         <w:rPr>
+          <w:noProof/>
           <w:lang w:val="en-US"/>
         </w:rPr>
         <w:drawing>
@@ -1311,6 +1318,7 @@
       </w:pPr>
       <w:r>
         <w:rPr>
+          <w:noProof/>
           <w:lang w:val="en-US"/>
         </w:rPr>
         <w:drawing>
@@ -1406,13 +1414,7 @@
         <w:t>RestAPI</w:t>
       </w:r>
       <w:r>
-        <w:t xml:space="preserve"> был добавлен эндпоинт</w:t>
-      </w:r>
-      <w:r>
-        <w:t>, в котором можно отправить конкретную дату и получить отчет из таблицы</w:t>
-      </w:r>
-      <w:r>
-        <w:t>.</w:t>
+        <w:t xml:space="preserve"> был добавлен эндпоинт, в котором можно отправить конкретную дату и получить отчет из таблицы.</w:t>
       </w:r>
     </w:p>
     <w:p>
@@ -1469,6 +1471,7 @@
       </w:pPr>
       <w:r>
         <w:rPr>
+          <w:noProof/>
           <w:lang w:val="en-US"/>
         </w:rPr>
         <w:lastRenderedPageBreak/>
@@ -1512,9 +1515,6 @@
     <w:p>
       <w:pPr>
         <w:pStyle w:val="ab"/>
-        <w:rPr>
-          <w:lang w:val="en-US"/>
-        </w:rPr>
       </w:pPr>
       <w:r>
         <w:t xml:space="preserve">Рисунок </w:t>
@@ -1534,7 +1534,25 @@
         <w:rPr>
           <w:lang w:val="en-US"/>
         </w:rPr>
-        <w:t>report_controller.py</w:t>
+        <w:t>report</w:t>
+      </w:r>
+      <w:r>
+        <w:t>_</w:t>
+      </w:r>
+      <w:r>
+        <w:rPr>
+          <w:lang w:val="en-US"/>
+        </w:rPr>
+        <w:t>controller</w:t>
+      </w:r>
+      <w:r>
+        <w:t>.</w:t>
+      </w:r>
+      <w:r>
+        <w:rPr>
+          <w:lang w:val="en-US"/>
+        </w:rPr>
+        <w:t>py</w:t>
       </w:r>
     </w:p>
     <w:p>
@@ -1548,6 +1566,9 @@
         <w:ind w:firstLine="0"/>
       </w:pPr>
       <w:r>
+        <w:rPr>
+          <w:noProof/>
+        </w:rPr>
         <w:drawing>
           <wp:inline distT="0" distB="0" distL="0" distR="0" wp14:anchorId="30139BDC" wp14:editId="6DC18281">
             <wp:extent cx="5940425" cy="1024255"/>
@@ -1619,6 +1640,9 @@
         <w:ind w:firstLine="0"/>
       </w:pPr>
       <w:r>
+        <w:rPr>
+          <w:noProof/>
+        </w:rPr>
         <w:drawing>
           <wp:inline distT="0" distB="0" distL="0" distR="0" wp14:anchorId="413CB849" wp14:editId="6E628A9F">
             <wp:extent cx="5940425" cy="212725"/>
@@ -1682,6 +1706,123 @@
       </w:r>
       <w:r>
         <w:t>сами отчеты о заказах</w:t>
+      </w:r>
+    </w:p>
+    <w:p>
+      <w:pPr>
+        <w:pStyle w:val="1"/>
+      </w:pPr>
+      <w:r>
+        <w:lastRenderedPageBreak/>
+        <w:t>Ответы на вопросы</w:t>
+      </w:r>
+    </w:p>
+    <w:p>
+      <w:pPr>
+        <w:pStyle w:val="ac"/>
+        <w:numPr>
+          <w:ilvl w:val="0"/>
+          <w:numId w:val="26"/>
+        </w:numPr>
+      </w:pPr>
+      <w:r>
+        <w:t>Брокер (Broker) управляет коммуникацией между клиентами и воркерами: отправляет задачи через метод kick и слушает их через listen в распределенных очередях</w:t>
+      </w:r>
+    </w:p>
+    <w:p>
+      <w:pPr>
+        <w:pStyle w:val="ac"/>
+        <w:numPr>
+          <w:ilvl w:val="0"/>
+          <w:numId w:val="26"/>
+        </w:numPr>
+      </w:pPr>
+      <w:r>
+        <w:t>Планировщик (Scheduler) проверяет расписания задач (cron, интервалы) и отправляет их в брокер для выполнения, не исполняя сами задачи</w:t>
+      </w:r>
+    </w:p>
+    <w:p>
+      <w:pPr>
+        <w:pStyle w:val="ac"/>
+        <w:numPr>
+          <w:ilvl w:val="0"/>
+          <w:numId w:val="26"/>
+        </w:numPr>
+      </w:pPr>
+      <w:r>
+        <w:t>Перекрытие задач: накопятся множественные экземпляры process_data, приводя к перегрузке ресурсов и задержкам. Исправить — увеличить интервал cron до ≥10с или добавить task_id для дедупликации</w:t>
+      </w:r>
+    </w:p>
+    <w:p>
+      <w:pPr>
+        <w:pStyle w:val="ac"/>
+        <w:numPr>
+          <w:ilvl w:val="0"/>
+          <w:numId w:val="26"/>
+        </w:numPr>
+      </w:pPr>
+      <w:r>
+        <w:rPr>
+          <w:lang w:val="en-US"/>
+        </w:rPr>
+        <w:t xml:space="preserve">Cron: 0 9 * * 1-5, cron_offset="Europe/Moscow". </w:t>
+      </w:r>
+      <w:r>
+        <w:t>Подвох — сервер в UTC, без offset задача сработает в 6:00 UTC (9:00 MSK)</w:t>
+      </w:r>
+    </w:p>
+    <w:p>
+      <w:pPr>
+        <w:pStyle w:val="ac"/>
+        <w:numPr>
+          <w:ilvl w:val="0"/>
+          <w:numId w:val="26"/>
+        </w:numPr>
+      </w:pPr>
+      <w:r>
+        <w:t>Масштабирование: запустить дополнительные taskiq worker на отдельных процессах/машинах. Отказ воркера — задачи перераспределятся в очередь. Отказ планировщика — новые задачи по расписанию не запустятся, существующие в очереди обработаются</w:t>
+      </w:r>
+    </w:p>
+    <w:p>
+      <w:pPr>
+        <w:pStyle w:val="1"/>
+      </w:pPr>
+      <w:r>
+        <w:t>Вывод</w:t>
+      </w:r>
+    </w:p>
+    <w:p>
+      <w:r>
+        <w:t xml:space="preserve">В </w:t>
+      </w:r>
+      <w:r>
+        <w:t xml:space="preserve">результате выполнения </w:t>
+      </w:r>
+      <w:r>
+        <w:t>работ</w:t>
+      </w:r>
+      <w:r>
+        <w:t>ы</w:t>
+      </w:r>
+      <w:r>
+        <w:t xml:space="preserve"> реализована распределенная система на базе Taskiq: внедрен брокер RabbitMQ для передачи задач, планировщик с cron-расписаниями, воркеры для асинхронной обработки отчетов (модули report.py, scheduler.py, reportcontroller.py) и REST API для управления заказами</w:t>
+      </w:r>
+      <w:r>
+        <w:t>.</w:t>
+      </w:r>
+    </w:p>
+    <w:p>
+      <w:r>
+        <w:t xml:space="preserve">Это позволило автоматизировать сбор и отправку отчетов по новым заказам в системе через каждые </w:t>
+      </w:r>
+      <w:r>
+        <w:rPr>
+          <w:lang w:val="en-US"/>
+        </w:rPr>
+        <w:t>n</w:t>
+      </w:r>
+      <w:r>
+        <w:t xml:space="preserve"> единиц времени.</w:t>
       </w:r>
     </w:p>
     <w:sectPr>
@@ -3289,6 +3430,95 @@
     </w:lvl>
   </w:abstractNum>
   <w:abstractNum w:abstractNumId="14" w15:restartNumberingAfterBreak="0">
+    <w:nsid w:val="4D6B4C85"/>
+    <w:multiLevelType w:val="hybridMultilevel"/>
+    <w:tmpl w:val="30A23544"/>
+    <w:lvl w:ilvl="0" w:tplc="47A6FFC0">
+      <w:start w:val="1"/>
+      <w:numFmt w:val="decimal"/>
+      <w:lvlText w:val="%1."/>
+      <w:lvlJc w:val="left"/>
+      <w:pPr>
+        <w:ind w:left="1069" w:hanging="360"/>
+      </w:pPr>
+      <w:rPr>
+        <w:rFonts w:hint="default"/>
+      </w:rPr>
+    </w:lvl>
+    <w:lvl w:ilvl="1" w:tplc="04190019" w:tentative="1">
+      <w:start w:val="1"/>
+      <w:numFmt w:val="lowerLetter"/>
+      <w:lvlText w:val="%2."/>
+      <w:lvlJc w:val="left"/>
+      <w:pPr>
+        <w:ind w:left="1789" w:hanging="360"/>
+      </w:pPr>
+    </w:lvl>
+    <w:lvl w:ilvl="2" w:tplc="0419001B" w:tentative="1">
+      <w:start w:val="1"/>
+      <w:numFmt w:val="lowerRoman"/>
+      <w:lvlText w:val="%3."/>
+      <w:lvlJc w:val="right"/>
+      <w:pPr>
+        <w:ind w:left="2509" w:hanging="180"/>
+      </w:pPr>
+    </w:lvl>
+    <w:lvl w:ilvl="3" w:tplc="0419000F" w:tentative="1">
+      <w:start w:val="1"/>
+      <w:numFmt w:val="decimal"/>
+      <w:lvlText w:val="%4."/>
+      <w:lvlJc w:val="left"/>
+      <w:pPr>
+        <w:ind w:left="3229" w:hanging="360"/>
+      </w:pPr>
+    </w:lvl>
+    <w:lvl w:ilvl="4" w:tplc="04190019" w:tentative="1">
+      <w:start w:val="1"/>
+      <w:numFmt w:val="lowerLetter"/>
+      <w:lvlText w:val="%5."/>
+      <w:lvlJc w:val="left"/>
+      <w:pPr>
+        <w:ind w:left="3949" w:hanging="360"/>
+      </w:pPr>
+    </w:lvl>
+    <w:lvl w:ilvl="5" w:tplc="0419001B" w:tentative="1">
+      <w:start w:val="1"/>
+      <w:numFmt w:val="lowerRoman"/>
+      <w:lvlText w:val="%6."/>
+      <w:lvlJc w:val="right"/>
+      <w:pPr>
+        <w:ind w:left="4669" w:hanging="180"/>
+      </w:pPr>
+    </w:lvl>
+    <w:lvl w:ilvl="6" w:tplc="0419000F" w:tentative="1">
+      <w:start w:val="1"/>
+      <w:numFmt w:val="decimal"/>
+      <w:lvlText w:val="%7."/>
+      <w:lvlJc w:val="left"/>
+      <w:pPr>
+        <w:ind w:left="5389" w:hanging="360"/>
+      </w:pPr>
+    </w:lvl>
+    <w:lvl w:ilvl="7" w:tplc="04190019" w:tentative="1">
+      <w:start w:val="1"/>
+      <w:numFmt w:val="lowerLetter"/>
+      <w:lvlText w:val="%8."/>
+      <w:lvlJc w:val="left"/>
+      <w:pPr>
+        <w:ind w:left="6109" w:hanging="360"/>
+      </w:pPr>
+    </w:lvl>
+    <w:lvl w:ilvl="8" w:tplc="0419001B" w:tentative="1">
+      <w:start w:val="1"/>
+      <w:numFmt w:val="lowerRoman"/>
+      <w:lvlText w:val="%9."/>
+      <w:lvlJc w:val="right"/>
+      <w:pPr>
+        <w:ind w:left="6829" w:hanging="180"/>
+      </w:pPr>
+    </w:lvl>
+  </w:abstractNum>
+  <w:abstractNum w:abstractNumId="15" w15:restartNumberingAfterBreak="0">
     <w:nsid w:val="50700CEC"/>
     <w:multiLevelType w:val="hybridMultilevel"/>
     <w:tmpl w:val="EBACC2B8"/>
@@ -3377,7 +3607,7 @@
       </w:pPr>
     </w:lvl>
   </w:abstractNum>
-  <w:abstractNum w:abstractNumId="15" w15:restartNumberingAfterBreak="0">
+  <w:abstractNum w:abstractNumId="16" w15:restartNumberingAfterBreak="0">
     <w:nsid w:val="50F2242B"/>
     <w:multiLevelType w:val="hybridMultilevel"/>
     <w:tmpl w:val="8F7AE3B0"/>
@@ -3466,7 +3696,7 @@
       </w:pPr>
     </w:lvl>
   </w:abstractNum>
-  <w:abstractNum w:abstractNumId="16" w15:restartNumberingAfterBreak="0">
+  <w:abstractNum w:abstractNumId="17" w15:restartNumberingAfterBreak="0">
     <w:nsid w:val="5A2918C7"/>
     <w:multiLevelType w:val="hybridMultilevel"/>
     <w:tmpl w:val="78A61990"/>
@@ -3579,7 +3809,7 @@
       </w:rPr>
     </w:lvl>
   </w:abstractNum>
-  <w:abstractNum w:abstractNumId="17" w15:restartNumberingAfterBreak="0">
+  <w:abstractNum w:abstractNumId="18" w15:restartNumberingAfterBreak="0">
     <w:nsid w:val="5B5B788C"/>
     <w:multiLevelType w:val="multilevel"/>
     <w:tmpl w:val="BB400AD8"/>
@@ -3692,7 +3922,7 @@
       </w:pPr>
     </w:lvl>
   </w:abstractNum>
-  <w:abstractNum w:abstractNumId="18" w15:restartNumberingAfterBreak="0">
+  <w:abstractNum w:abstractNumId="19" w15:restartNumberingAfterBreak="0">
     <w:nsid w:val="6191479B"/>
     <w:multiLevelType w:val="hybridMultilevel"/>
     <w:tmpl w:val="197CEED4"/>
@@ -3781,7 +4011,7 @@
       </w:pPr>
     </w:lvl>
   </w:abstractNum>
-  <w:abstractNum w:abstractNumId="19" w15:restartNumberingAfterBreak="0">
+  <w:abstractNum w:abstractNumId="20" w15:restartNumberingAfterBreak="0">
     <w:nsid w:val="6C5E307B"/>
     <w:multiLevelType w:val="hybridMultilevel"/>
     <w:tmpl w:val="32FA1B4A"/>
@@ -3894,7 +4124,7 @@
       </w:rPr>
     </w:lvl>
   </w:abstractNum>
-  <w:abstractNum w:abstractNumId="20" w15:restartNumberingAfterBreak="0">
+  <w:abstractNum w:abstractNumId="21" w15:restartNumberingAfterBreak="0">
     <w:nsid w:val="6D4B19D2"/>
     <w:multiLevelType w:val="hybridMultilevel"/>
     <w:tmpl w:val="9E2A2BFE"/>
@@ -4007,7 +4237,7 @@
       </w:rPr>
     </w:lvl>
   </w:abstractNum>
-  <w:abstractNum w:abstractNumId="21" w15:restartNumberingAfterBreak="0">
+  <w:abstractNum w:abstractNumId="22" w15:restartNumberingAfterBreak="0">
     <w:nsid w:val="6E450984"/>
     <w:multiLevelType w:val="hybridMultilevel"/>
     <w:tmpl w:val="3188795C"/>
@@ -4096,7 +4326,7 @@
       </w:pPr>
     </w:lvl>
   </w:abstractNum>
-  <w:abstractNum w:abstractNumId="22" w15:restartNumberingAfterBreak="0">
+  <w:abstractNum w:abstractNumId="23" w15:restartNumberingAfterBreak="0">
     <w:nsid w:val="74605A8D"/>
     <w:multiLevelType w:val="multilevel"/>
     <w:tmpl w:val="04190025"/>
@@ -4191,7 +4421,7 @@
       </w:pPr>
     </w:lvl>
   </w:abstractNum>
-  <w:abstractNum w:abstractNumId="23" w15:restartNumberingAfterBreak="0">
+  <w:abstractNum w:abstractNumId="24" w15:restartNumberingAfterBreak="0">
     <w:nsid w:val="757F518A"/>
     <w:multiLevelType w:val="hybridMultilevel"/>
     <w:tmpl w:val="0E08B15C"/>
@@ -4280,7 +4510,7 @@
       </w:pPr>
     </w:lvl>
   </w:abstractNum>
-  <w:abstractNum w:abstractNumId="24" w15:restartNumberingAfterBreak="0">
+  <w:abstractNum w:abstractNumId="25" w15:restartNumberingAfterBreak="0">
     <w:nsid w:val="79992872"/>
     <w:multiLevelType w:val="multilevel"/>
     <w:tmpl w:val="198C7DC2"/>
@@ -4370,13 +4600,13 @@
     </w:lvl>
   </w:abstractNum>
   <w:num w:numId="1">
-    <w:abstractNumId w:val="22"/>
+    <w:abstractNumId w:val="23"/>
   </w:num>
   <w:num w:numId="2">
     <w:abstractNumId w:val="5"/>
   </w:num>
   <w:num w:numId="3">
-    <w:abstractNumId w:val="24"/>
+    <w:abstractNumId w:val="25"/>
   </w:num>
   <w:num w:numId="4">
     <w:abstractNumId w:val="7"/>
@@ -4391,16 +4621,16 @@
     <w:abstractNumId w:val="11"/>
   </w:num>
   <w:num w:numId="7">
-    <w:abstractNumId w:val="14"/>
+    <w:abstractNumId w:val="15"/>
   </w:num>
   <w:num w:numId="8">
-    <w:abstractNumId w:val="18"/>
+    <w:abstractNumId w:val="19"/>
   </w:num>
   <w:num w:numId="9">
     <w:abstractNumId w:val="3"/>
   </w:num>
   <w:num w:numId="10">
-    <w:abstractNumId w:val="17"/>
+    <w:abstractNumId w:val="18"/>
   </w:num>
   <w:num w:numId="11">
     <w:abstractNumId w:val="6"/>
@@ -4415,19 +4645,19 @@
     <w:abstractNumId w:val="9"/>
   </w:num>
   <w:num w:numId="15">
-    <w:abstractNumId w:val="16"/>
+    <w:abstractNumId w:val="17"/>
   </w:num>
   <w:num w:numId="16">
     <w:abstractNumId w:val="4"/>
   </w:num>
   <w:num w:numId="17">
-    <w:abstractNumId w:val="19"/>
+    <w:abstractNumId w:val="20"/>
   </w:num>
   <w:num w:numId="18">
     <w:abstractNumId w:val="13"/>
   </w:num>
   <w:num w:numId="19">
-    <w:abstractNumId w:val="20"/>
+    <w:abstractNumId w:val="21"/>
   </w:num>
   <w:num w:numId="20">
     <w:abstractNumId w:val="2"/>
@@ -4439,13 +4669,16 @@
     <w:abstractNumId w:val="0"/>
   </w:num>
   <w:num w:numId="23">
-    <w:abstractNumId w:val="21"/>
+    <w:abstractNumId w:val="22"/>
   </w:num>
   <w:num w:numId="24">
-    <w:abstractNumId w:val="15"/>
+    <w:abstractNumId w:val="16"/>
   </w:num>
   <w:num w:numId="25">
-    <w:abstractNumId w:val="23"/>
+    <w:abstractNumId w:val="24"/>
+  </w:num>
+  <w:num w:numId="26">
+    <w:abstractNumId w:val="14"/>
   </w:num>
 </w:numbering>
 </file>
